--- a/forms_word/CS0001.docx
+++ b/forms_word/CS0001.docx
@@ -10693,6 +10693,11 @@
           <w:lang w:bidi="ar-JO"/>
         </w:rPr>
       </w:pPr>
+    </w:p>
+    <w:p>
+      <w:r>
+        <w:br w:type="page"/>
+      </w:r>
     </w:p>
     <w:p>
       <w:pPr>
